--- a/ind/docx/64.content.docx
+++ b/ind/docx/64.content.docx
@@ -479,6 +479,87 @@
         <w:rPr>
           <w:lang w:val="id_ID" w:bidi="id_ID"/>
         </w:rPr>
+        <w:t>3 Yohanes 1:2 (#1)</w:t>
+      </w:r>
+      <w:r>
+        <w:rPr>
+          <w:lang w:val="id_ID" w:bidi="id_ID"/>
+        </w:rPr>
+      </w:r>
+    </w:p>
+    <w:p>
+      <w:pPr/>
+      <w:r>
+        <w:rPr>
+          <w:lang w:val="id_ID" w:bidi="id_ID"/>
+        </w:rPr>
+      </w:r>
+      <w:r>
+        <w:rPr>
+          <w:lang w:val="id_ID" w:bidi="id_ID"/>
+        </w:rPr>
+        <w:t xml:space="preserve">Yohanes menggunakan kata </w:t>
+      </w:r>
+      <w:r>
+        <w:rPr>
+          <w:b/>
+          <w:lang w:val="id_ID" w:bidi="id_ID"/>
+        </w:rPr>
+        <w:t>jiwa-mu</w:t>
+      </w:r>
+      <w:r>
+        <w:rPr>
+          <w:lang w:val="id_ID" w:bidi="id_ID"/>
+        </w:rPr>
+        <w:t xml:space="preserve"> yang menyatakan satu unsur dari diri Gayus, untuk menjelaskan keseluruhan dari dirinya dalam perspektif rohani. Jika hal ini menolong dalam bahasa Anda, Anda dapat mengungkapkan artinya dengan jelas. Terjemahan lain: “sama seperti kamu baik-baik saja secara rohani”</w:t>
+      </w:r>
+    </w:p>
+    <w:p>
+      <w:pPr/>
+      <w:r>
+        <w:rPr>
+          <w:lang w:val="id_ID" w:bidi="id_ID"/>
+        </w:rPr>
+      </w:r>
+      <w:r>
+        <w:rPr>
+          <w:lang w:val="id_ID" w:bidi="id_ID"/>
+        </w:rPr>
+        <w:t xml:space="preserve">Lihat: </w:t>
+      </w:r>
+      <w:r>
+        <w:rPr>
+          <w:lang w:val="id_ID" w:bidi="id_ID"/>
+        </w:rPr>
+        <w:t>Sinekdokhe</w:t>
+      </w:r>
+      <w:r>
+        <w:rPr>
+          <w:lang w:val="id_ID" w:bidi="id_ID"/>
+        </w:rPr>
+      </w:r>
+      <w:r>
+        <w:rPr>
+          <w:lang w:val="id_ID" w:bidi="id_ID"/>
+        </w:rPr>
+      </w:r>
+    </w:p>
+    <w:p>
+      <w:pPr/>
+      <w:r>
+        <w:rPr>
+          <w:lang w:val="id_ID" w:bidi="id_ID"/>
+        </w:rPr>
+      </w:r>
+    </w:p>
+    <w:p>
+      <w:pPr>
+        <w:pStyle w:val="Heading2"/>
+      </w:pPr>
+      <w:r>
+        <w:rPr>
+          <w:lang w:val="id_ID" w:bidi="id_ID"/>
+        </w:rPr>
         <w:t>3 Yohanes 1:3 (#1)</w:t>
       </w:r>
       <w:r>
@@ -876,6 +957,100 @@
         <w:rPr>
           <w:lang w:val="id_ID" w:bidi="id_ID"/>
         </w:rPr>
+        <w:t>3 Yohanes 1:3 (#3)</w:t>
+      </w:r>
+      <w:r>
+        <w:rPr>
+          <w:lang w:val="id_ID" w:bidi="id_ID"/>
+        </w:rPr>
+      </w:r>
+    </w:p>
+    <w:p>
+      <w:pPr/>
+      <w:r>
+        <w:rPr>
+          <w:lang w:val="id_ID" w:bidi="id_ID"/>
+        </w:rPr>
+      </w:r>
+      <w:r>
+        <w:rPr>
+          <w:lang w:val="id_ID" w:bidi="id_ID"/>
+        </w:rPr>
+        <w:t xml:space="preserve">Yohanes berasumsi bahwa Gayus akan memahami bahwa </w:t>
+      </w:r>
+      <w:r>
+        <w:rPr>
+          <w:b/>
+          <w:lang w:val="id_ID" w:bidi="id_ID"/>
+        </w:rPr>
+        <w:t>saudara-saudara</w:t>
+      </w:r>
+      <w:r>
+        <w:rPr>
+          <w:lang w:val="id_ID" w:bidi="id_ID"/>
+        </w:rPr>
+        <w:t xml:space="preserve"> yang datang adalah orang-orang yang </w:t>
+      </w:r>
+      <w:r>
+        <w:rPr>
+          <w:b/>
+          <w:lang w:val="id_ID" w:bidi="id_ID"/>
+        </w:rPr>
+        <w:t>bersaksi</w:t>
+      </w:r>
+      <w:r>
+        <w:rPr>
+          <w:lang w:val="id_ID" w:bidi="id_ID"/>
+        </w:rPr>
+        <w:t xml:space="preserve"> tentang Gayus. Anda dapat memasukkan informasi ini jika itu berguna bagi pembaca Anda. Terjemahan lain: “saudara-saudara yang memberi kesaksian” atau “saudara-saudara yang melaporkan kepada saya tentang”</w:t>
+      </w:r>
+    </w:p>
+    <w:p>
+      <w:pPr/>
+      <w:r>
+        <w:rPr>
+          <w:lang w:val="id_ID" w:bidi="id_ID"/>
+        </w:rPr>
+      </w:r>
+      <w:r>
+        <w:rPr>
+          <w:lang w:val="id_ID" w:bidi="id_ID"/>
+        </w:rPr>
+        <w:t xml:space="preserve">Lihat: </w:t>
+      </w:r>
+      <w:r>
+        <w:rPr>
+          <w:lang w:val="id_ID" w:bidi="id_ID"/>
+        </w:rPr>
+        <w:t>Assumed Knowledge and Implicit Information</w:t>
+      </w:r>
+      <w:r>
+        <w:rPr>
+          <w:lang w:val="id_ID" w:bidi="id_ID"/>
+        </w:rPr>
+      </w:r>
+      <w:r>
+        <w:rPr>
+          <w:lang w:val="id_ID" w:bidi="id_ID"/>
+        </w:rPr>
+      </w:r>
+    </w:p>
+    <w:p>
+      <w:pPr/>
+      <w:r>
+        <w:rPr>
+          <w:lang w:val="id_ID" w:bidi="id_ID"/>
+        </w:rPr>
+      </w:r>
+    </w:p>
+    <w:p>
+      <w:pPr>
+        <w:pStyle w:val="Heading2"/>
+      </w:pPr>
+      <w:r>
+        <w:rPr>
+          <w:lang w:val="id_ID" w:bidi="id_ID"/>
+        </w:rPr>
         <w:t>3 Yohanes 1:4 (#1)</w:t>
       </w:r>
       <w:r>
@@ -1356,6 +1531,168 @@
         <w:rPr>
           <w:lang w:val="id_ID" w:bidi="id_ID"/>
         </w:rPr>
+        <w:t>3 Yohanes 1:5 (#1)</w:t>
+      </w:r>
+      <w:r>
+        <w:rPr>
+          <w:lang w:val="id_ID" w:bidi="id_ID"/>
+        </w:rPr>
+      </w:r>
+    </w:p>
+    <w:p>
+      <w:pPr/>
+      <w:r>
+        <w:rPr>
+          <w:lang w:val="id_ID" w:bidi="id_ID"/>
+        </w:rPr>
+      </w:r>
+      <w:r>
+        <w:rPr>
+          <w:lang w:val="id_ID" w:bidi="id_ID"/>
+        </w:rPr>
+        <w:t xml:space="preserve">Kata </w:t>
+      </w:r>
+      <w:r>
+        <w:rPr>
+          <w:b/>
+          <w:lang w:val="id_ID" w:bidi="id_ID"/>
+        </w:rPr>
+        <w:t>'Terkasih,</w:t>
+      </w:r>
+      <w:r>
+        <w:rPr>
+          <w:lang w:val="id_ID" w:bidi="id_ID"/>
+        </w:rPr>
+        <w:t xml:space="preserve"> </w:t>
+      </w:r>
+      <w:r>
+        <w:rPr>
+          <w:b/>
+          <w:lang w:val="id_ID" w:bidi="id_ID"/>
+        </w:rPr>
+        <w:t>Kekasih</w:t>
+      </w:r>
+      <w:r>
+        <w:rPr>
+          <w:lang w:val="id_ID" w:bidi="id_ID"/>
+        </w:rPr>
+        <w:t>**'** merujuk kepada Gayus. Yohanes menggunakannya sebagai istilah panggilan sayang untuk Gayus sebagai sesama orang percaya. Gunakanlah istilah ini untuk menyebut teman yang terkasih dalam bahasa Anda.</w:t>
+      </w:r>
+    </w:p>
+    <w:p>
+      <w:pPr/>
+      <w:r>
+        <w:rPr>
+          <w:lang w:val="id_ID" w:bidi="id_ID"/>
+        </w:rPr>
+      </w:r>
+      <w:r>
+        <w:rPr>
+          <w:lang w:val="id_ID" w:bidi="id_ID"/>
+        </w:rPr>
+        <w:t xml:space="preserve">Lihat: </w:t>
+      </w:r>
+      <w:r>
+        <w:rPr>
+          <w:lang w:val="id_ID" w:bidi="id_ID"/>
+        </w:rPr>
+        <w:t>Assumed Knowledge and Implicit Information</w:t>
+      </w:r>
+      <w:r>
+        <w:rPr>
+          <w:lang w:val="id_ID" w:bidi="id_ID"/>
+        </w:rPr>
+      </w:r>
+      <w:r>
+        <w:rPr>
+          <w:lang w:val="id_ID" w:bidi="id_ID"/>
+        </w:rPr>
+      </w:r>
+    </w:p>
+    <w:p>
+      <w:pPr/>
+      <w:r>
+        <w:rPr>
+          <w:lang w:val="id_ID" w:bidi="id_ID"/>
+        </w:rPr>
+      </w:r>
+    </w:p>
+    <w:p>
+      <w:pPr>
+        <w:pStyle w:val="Heading2"/>
+      </w:pPr>
+      <w:r>
+        <w:rPr>
+          <w:lang w:val="id_ID" w:bidi="id_ID"/>
+        </w:rPr>
+        <w:t>3 Yohanes 1:5 (#2)</w:t>
+      </w:r>
+      <w:r>
+        <w:rPr>
+          <w:lang w:val="id_ID" w:bidi="id_ID"/>
+        </w:rPr>
+      </w:r>
+    </w:p>
+    <w:p>
+      <w:pPr/>
+      <w:r>
+        <w:rPr>
+          <w:lang w:val="id_ID" w:bidi="id_ID"/>
+        </w:rPr>
+      </w:r>
+      <w:r>
+        <w:rPr>
+          <w:lang w:val="id_ID" w:bidi="id_ID"/>
+        </w:rPr>
+        <w:t>Implikasinya adalah bahwa Gayus setia kepada Allah. Anda dapat memasukkan informasi ini jika hal itu akan membantu para pembaca Anda. Terjemahan alternatifnya: “Anda melakukan apa yang setia kepada Allah” atau “Anda setia kepada Allah”</w:t>
+      </w:r>
+    </w:p>
+    <w:p>
+      <w:pPr/>
+      <w:r>
+        <w:rPr>
+          <w:lang w:val="id_ID" w:bidi="id_ID"/>
+        </w:rPr>
+      </w:r>
+      <w:r>
+        <w:rPr>
+          <w:lang w:val="id_ID" w:bidi="id_ID"/>
+        </w:rPr>
+        <w:t xml:space="preserve">Lihat: </w:t>
+      </w:r>
+      <w:r>
+        <w:rPr>
+          <w:lang w:val="id_ID" w:bidi="id_ID"/>
+        </w:rPr>
+        <w:t>Assumed Knowledge and Implicit Information</w:t>
+      </w:r>
+      <w:r>
+        <w:rPr>
+          <w:lang w:val="id_ID" w:bidi="id_ID"/>
+        </w:rPr>
+      </w:r>
+      <w:r>
+        <w:rPr>
+          <w:lang w:val="id_ID" w:bidi="id_ID"/>
+        </w:rPr>
+      </w:r>
+    </w:p>
+    <w:p>
+      <w:pPr/>
+      <w:r>
+        <w:rPr>
+          <w:lang w:val="id_ID" w:bidi="id_ID"/>
+        </w:rPr>
+      </w:r>
+    </w:p>
+    <w:p>
+      <w:pPr>
+        <w:pStyle w:val="Heading2"/>
+      </w:pPr>
+      <w:r>
+        <w:rPr>
+          <w:lang w:val="id_ID" w:bidi="id_ID"/>
+        </w:rPr>
         <w:t>3 Yohanes 1:6 (#4)</w:t>
       </w:r>
       <w:r>
@@ -1452,6 +1789,236 @@
         <w:rPr>
           <w:lang w:val="id_ID" w:bidi="id_ID"/>
         </w:rPr>
+        <w:t>3 Yohanes 1:6 (#1)</w:t>
+      </w:r>
+      <w:r>
+        <w:rPr>
+          <w:lang w:val="id_ID" w:bidi="id_ID"/>
+        </w:rPr>
+      </w:r>
+    </w:p>
+    <w:p>
+      <w:pPr/>
+      <w:r>
+        <w:rPr>
+          <w:lang w:val="id_ID" w:bidi="id_ID"/>
+        </w:rPr>
+      </w:r>
+      <w:r>
+        <w:rPr>
+          <w:lang w:val="id_ID" w:bidi="id_ID"/>
+        </w:rPr>
+        <w:t xml:space="preserve">Di sini, </w:t>
+      </w:r>
+      <w:r>
+        <w:rPr>
+          <w:b/>
+          <w:lang w:val="id_ID" w:bidi="id_ID"/>
+        </w:rPr>
+        <w:t>mereka</w:t>
+      </w:r>
+      <w:r>
+        <w:rPr>
+          <w:lang w:val="id_ID" w:bidi="id_ID"/>
+        </w:rPr>
+        <w:t xml:space="preserve"> merujuk kembali kepada “orang-orang asing” di ayat 5. Jika akan membantu dalam bahasa Anda, Anda dapat mengulangi kata “orang asing” di sini. Terjemahan alternatifnya: “orang-orang yang tadinya adalah orang asing bagimu, yang telah menceritakan kepada orang-orang percaya di jemaat di sini tentang bagaimana kamu mengasihi mereka”</w:t>
+      </w:r>
+    </w:p>
+    <w:p>
+      <w:pPr/>
+      <w:r>
+        <w:rPr>
+          <w:lang w:val="id_ID" w:bidi="id_ID"/>
+        </w:rPr>
+      </w:r>
+      <w:r>
+        <w:rPr>
+          <w:lang w:val="id_ID" w:bidi="id_ID"/>
+        </w:rPr>
+        <w:t xml:space="preserve">Lihat: </w:t>
+      </w:r>
+      <w:r>
+        <w:rPr>
+          <w:lang w:val="id_ID" w:bidi="id_ID"/>
+        </w:rPr>
+        <w:t>Kata Ganti</w:t>
+      </w:r>
+      <w:r>
+        <w:rPr>
+          <w:lang w:val="id_ID" w:bidi="id_ID"/>
+        </w:rPr>
+      </w:r>
+      <w:r>
+        <w:rPr>
+          <w:lang w:val="id_ID" w:bidi="id_ID"/>
+        </w:rPr>
+      </w:r>
+    </w:p>
+    <w:p>
+      <w:pPr/>
+      <w:r>
+        <w:rPr>
+          <w:lang w:val="id_ID" w:bidi="id_ID"/>
+        </w:rPr>
+      </w:r>
+    </w:p>
+    <w:p>
+      <w:pPr>
+        <w:pStyle w:val="Heading2"/>
+      </w:pPr>
+      <w:r>
+        <w:rPr>
+          <w:lang w:val="id_ID" w:bidi="id_ID"/>
+        </w:rPr>
+        <w:t>3 Yohanes 1:6 (#2)</w:t>
+      </w:r>
+      <w:r>
+        <w:rPr>
+          <w:lang w:val="id_ID" w:bidi="id_ID"/>
+        </w:rPr>
+      </w:r>
+    </w:p>
+    <w:p>
+      <w:pPr/>
+      <w:r>
+        <w:rPr>
+          <w:lang w:val="id_ID" w:bidi="id_ID"/>
+        </w:rPr>
+      </w:r>
+      <w:r>
+        <w:rPr>
+          <w:lang w:val="id_ID" w:bidi="id_ID"/>
+        </w:rPr>
+        <w:t xml:space="preserve">Di sini, </w:t>
+      </w:r>
+      <w:r>
+        <w:rPr>
+          <w:b/>
+          <w:lang w:val="id_ID" w:bidi="id_ID"/>
+        </w:rPr>
+        <w:t>mereka</w:t>
+      </w:r>
+      <w:r>
+        <w:rPr>
+          <w:lang w:val="id_ID" w:bidi="id_ID"/>
+        </w:rPr>
+        <w:t xml:space="preserve"> mungkin merujuk (1) dalam pengertian umum kepada semua orang percaya yang sedang dalam perjalanan, dan bukan kepada orang asing yang secara spesifik menceritakan tentang bagaimana Paulus telah menolong mereka. Terjemahan alternatifnya: “semua orang yang sedang dalam perjalanan” (2) kepada kelompok orang asing tertentu yang menceritakan tentang bagaimana Paulus telah menolong mereka. Dalam hal ini, kelompok yang sama akan kembali ke tempat di mana Gayus berada dan kemudian melakukan perjalanan yang lebih jauh. Terjemahan alternatifnya: “saudara-saudara ini”</w:t>
+      </w:r>
+    </w:p>
+    <w:p>
+      <w:pPr/>
+      <w:r>
+        <w:rPr>
+          <w:lang w:val="id_ID" w:bidi="id_ID"/>
+        </w:rPr>
+      </w:r>
+      <w:r>
+        <w:rPr>
+          <w:lang w:val="id_ID" w:bidi="id_ID"/>
+        </w:rPr>
+        <w:t xml:space="preserve">Lihat: </w:t>
+      </w:r>
+      <w:r>
+        <w:rPr>
+          <w:lang w:val="id_ID" w:bidi="id_ID"/>
+        </w:rPr>
+        <w:t>Kata Ganti</w:t>
+      </w:r>
+      <w:r>
+        <w:rPr>
+          <w:lang w:val="id_ID" w:bidi="id_ID"/>
+        </w:rPr>
+      </w:r>
+      <w:r>
+        <w:rPr>
+          <w:lang w:val="id_ID" w:bidi="id_ID"/>
+        </w:rPr>
+      </w:r>
+    </w:p>
+    <w:p>
+      <w:pPr/>
+      <w:r>
+        <w:rPr>
+          <w:lang w:val="id_ID" w:bidi="id_ID"/>
+        </w:rPr>
+      </w:r>
+    </w:p>
+    <w:p>
+      <w:pPr>
+        <w:pStyle w:val="Heading2"/>
+      </w:pPr>
+      <w:r>
+        <w:rPr>
+          <w:lang w:val="id_ID" w:bidi="id_ID"/>
+        </w:rPr>
+        <w:t>3 Yohanes 1:6 (#3)</w:t>
+      </w:r>
+      <w:r>
+        <w:rPr>
+          <w:lang w:val="id_ID" w:bidi="id_ID"/>
+        </w:rPr>
+      </w:r>
+    </w:p>
+    <w:p>
+      <w:pPr/>
+      <w:r>
+        <w:rPr>
+          <w:lang w:val="id_ID" w:bidi="id_ID"/>
+        </w:rPr>
+      </w:r>
+      <w:r>
+        <w:rPr>
+          <w:lang w:val="id_ID" w:bidi="id_ID"/>
+        </w:rPr>
+        <w:t>Yohanes menghilangkan beberapa kata yang dalam banyak bahasa diperlukan untuk melengkapi kalimat. Anda dapat menyediakan kata-kata ini dari awal kalimat jika akan lebih jelas dalam bahasa Anda. Terjemahan alternatifnya: “mengutus mereka dalam perjalanan mereka”</w:t>
+      </w:r>
+    </w:p>
+    <w:p>
+      <w:pPr/>
+      <w:r>
+        <w:rPr>
+          <w:lang w:val="id_ID" w:bidi="id_ID"/>
+        </w:rPr>
+      </w:r>
+      <w:r>
+        <w:rPr>
+          <w:lang w:val="id_ID" w:bidi="id_ID"/>
+        </w:rPr>
+        <w:t xml:space="preserve">Lihat: </w:t>
+      </w:r>
+      <w:r>
+        <w:rPr>
+          <w:lang w:val="id_ID" w:bidi="id_ID"/>
+        </w:rPr>
+        <w:t>Elipsis</w:t>
+      </w:r>
+      <w:r>
+        <w:rPr>
+          <w:lang w:val="id_ID" w:bidi="id_ID"/>
+        </w:rPr>
+      </w:r>
+      <w:r>
+        <w:rPr>
+          <w:lang w:val="id_ID" w:bidi="id_ID"/>
+        </w:rPr>
+      </w:r>
+    </w:p>
+    <w:p>
+      <w:pPr/>
+      <w:r>
+        <w:rPr>
+          <w:lang w:val="id_ID" w:bidi="id_ID"/>
+        </w:rPr>
+      </w:r>
+    </w:p>
+    <w:p>
+      <w:pPr>
+        <w:pStyle w:val="Heading2"/>
+      </w:pPr>
+      <w:r>
+        <w:rPr>
+          <w:lang w:val="id_ID" w:bidi="id_ID"/>
+        </w:rPr>
         <w:t>3 Yohanes 1:6 (#5)</w:t>
       </w:r>
       <w:r>
@@ -3866,6 +4433,99 @@
         <w:rPr>
           <w:lang w:val="id_ID" w:bidi="id_ID"/>
         </w:rPr>
+        <w:t>3 Yohanes 1:11 (#1)</w:t>
+      </w:r>
+      <w:r>
+        <w:rPr>
+          <w:lang w:val="id_ID" w:bidi="id_ID"/>
+        </w:rPr>
+      </w:r>
+    </w:p>
+    <w:p>
+      <w:pPr/>
+      <w:r>
+        <w:rPr>
+          <w:lang w:val="id_ID" w:bidi="id_ID"/>
+        </w:rPr>
+      </w:r>
+      <w:r>
+        <w:rPr>
+          <w:lang w:val="id_ID" w:bidi="id_ID"/>
+        </w:rPr>
+        <w:t xml:space="preserve">Di sini, </w:t>
+      </w:r>
+      <w:r>
+        <w:rPr>
+          <w:b/>
+          <w:lang w:val="id_ID" w:bidi="id_ID"/>
+        </w:rPr>
+        <w:t>Yang terkasih</w:t>
+      </w:r>
+      <w:r>
+        <w:rPr>
+          <w:lang w:val="id_ID" w:bidi="id_ID"/>
+        </w:rPr>
+        <w:t xml:space="preserve"> digunakan sebagai sebutan sayang kepada Gayus sebagai rekan seiman. Lihat bagaimana Anda menerjemahkannya dalam </w:t>
+      </w:r>
+      <w:r>
+        <w:rPr>
+          <w:lang w:val="id_ID" w:bidi="id_ID"/>
+        </w:rPr>
+        <w:t>3 Yohanes 1:5</w:t>
+      </w:r>
+      <w:r>
+        <w:rPr>
+          <w:lang w:val="id_ID" w:bidi="id_ID"/>
+        </w:rPr>
+        <w:t>.</w:t>
+      </w:r>
+    </w:p>
+    <w:p>
+      <w:pPr/>
+      <w:r>
+        <w:rPr>
+          <w:lang w:val="id_ID" w:bidi="id_ID"/>
+        </w:rPr>
+      </w:r>
+      <w:r>
+        <w:rPr>
+          <w:lang w:val="id_ID" w:bidi="id_ID"/>
+        </w:rPr>
+        <w:t xml:space="preserve">Lihat: </w:t>
+      </w:r>
+      <w:r>
+        <w:rPr>
+          <w:lang w:val="id_ID" w:bidi="id_ID"/>
+        </w:rPr>
+        <w:t>Assumed Knowledge and Implicit Information</w:t>
+      </w:r>
+      <w:r>
+        <w:rPr>
+          <w:lang w:val="id_ID" w:bidi="id_ID"/>
+        </w:rPr>
+      </w:r>
+      <w:r>
+        <w:rPr>
+          <w:lang w:val="id_ID" w:bidi="id_ID"/>
+        </w:rPr>
+      </w:r>
+    </w:p>
+    <w:p>
+      <w:pPr/>
+      <w:r>
+        <w:rPr>
+          <w:lang w:val="id_ID" w:bidi="id_ID"/>
+        </w:rPr>
+      </w:r>
+    </w:p>
+    <w:p>
+      <w:pPr>
+        <w:pStyle w:val="Heading2"/>
+      </w:pPr>
+      <w:r>
+        <w:rPr>
+          <w:lang w:val="id_ID" w:bidi="id_ID"/>
+        </w:rPr>
         <w:t>3 Yohanes 1:12 (#1)</w:t>
       </w:r>
       <w:r>
@@ -4491,6 +5151,168 @@
           <w:lang w:val="id_ID" w:bidi="id_ID"/>
         </w:rPr>
         <w:t>Kami/Kita yang Eksklusif dan Inklusif</w:t>
+      </w:r>
+      <w:r>
+        <w:rPr>
+          <w:lang w:val="id_ID" w:bidi="id_ID"/>
+        </w:rPr>
+      </w:r>
+      <w:r>
+        <w:rPr>
+          <w:lang w:val="id_ID" w:bidi="id_ID"/>
+        </w:rPr>
+      </w:r>
+    </w:p>
+    <w:p>
+      <w:pPr/>
+      <w:r>
+        <w:rPr>
+          <w:lang w:val="id_ID" w:bidi="id_ID"/>
+        </w:rPr>
+      </w:r>
+    </w:p>
+    <w:p>
+      <w:pPr>
+        <w:pStyle w:val="Heading2"/>
+      </w:pPr>
+      <w:r>
+        <w:rPr>
+          <w:lang w:val="id_ID" w:bidi="id_ID"/>
+        </w:rPr>
+        <w:t>3 Yohanes 1:12 (#3)</w:t>
+      </w:r>
+      <w:r>
+        <w:rPr>
+          <w:lang w:val="id_ID" w:bidi="id_ID"/>
+        </w:rPr>
+      </w:r>
+    </w:p>
+    <w:p>
+      <w:pPr/>
+      <w:r>
+        <w:rPr>
+          <w:lang w:val="id_ID" w:bidi="id_ID"/>
+        </w:rPr>
+      </w:r>
+      <w:r>
+        <w:rPr>
+          <w:lang w:val="id_ID" w:bidi="id_ID"/>
+        </w:rPr>
+        <w:t xml:space="preserve">Implikasinya adalah bahwa </w:t>
+      </w:r>
+      <w:r>
+        <w:rPr>
+          <w:b/>
+          <w:lang w:val="id_ID" w:bidi="id_ID"/>
+        </w:rPr>
+        <w:t>saksi</w:t>
+      </w:r>
+      <w:r>
+        <w:rPr>
+          <w:lang w:val="id_ID" w:bidi="id_ID"/>
+        </w:rPr>
+        <w:t xml:space="preserve"> ini mengatakan hal baik tentang Demetrius. Anda dapat memasukkan informasi ini jika itu berguna bagi pembaca Anda. Terjemahan alternatifnya: “telah dipuji sebagai orang baik”</w:t>
+      </w:r>
+    </w:p>
+    <w:p>
+      <w:pPr/>
+      <w:r>
+        <w:rPr>
+          <w:lang w:val="id_ID" w:bidi="id_ID"/>
+        </w:rPr>
+      </w:r>
+      <w:r>
+        <w:rPr>
+          <w:lang w:val="id_ID" w:bidi="id_ID"/>
+        </w:rPr>
+        <w:t xml:space="preserve">Lihat: </w:t>
+      </w:r>
+      <w:r>
+        <w:rPr>
+          <w:lang w:val="id_ID" w:bidi="id_ID"/>
+        </w:rPr>
+        <w:t>Assumed Knowledge and Implicit Information</w:t>
+      </w:r>
+      <w:r>
+        <w:rPr>
+          <w:lang w:val="id_ID" w:bidi="id_ID"/>
+        </w:rPr>
+      </w:r>
+      <w:r>
+        <w:rPr>
+          <w:lang w:val="id_ID" w:bidi="id_ID"/>
+        </w:rPr>
+      </w:r>
+    </w:p>
+    <w:p>
+      <w:pPr/>
+      <w:r>
+        <w:rPr>
+          <w:lang w:val="id_ID" w:bidi="id_ID"/>
+        </w:rPr>
+      </w:r>
+    </w:p>
+    <w:p>
+      <w:pPr>
+        <w:pStyle w:val="Heading2"/>
+      </w:pPr>
+      <w:r>
+        <w:rPr>
+          <w:lang w:val="id_ID" w:bidi="id_ID"/>
+        </w:rPr>
+        <w:t>3 Yohanes 1:12 (#8)</w:t>
+      </w:r>
+      <w:r>
+        <w:rPr>
+          <w:lang w:val="id_ID" w:bidi="id_ID"/>
+        </w:rPr>
+      </w:r>
+    </w:p>
+    <w:p>
+      <w:pPr/>
+      <w:r>
+        <w:rPr>
+          <w:lang w:val="id_ID" w:bidi="id_ID"/>
+        </w:rPr>
+      </w:r>
+      <w:r>
+        <w:rPr>
+          <w:lang w:val="id_ID" w:bidi="id_ID"/>
+        </w:rPr>
+        <w:t xml:space="preserve">Seperti pada kalimat sebelumnya, implikasinya di sini juga adalah bahwa </w:t>
+      </w:r>
+      <w:r>
+        <w:rPr>
+          <w:b/>
+          <w:lang w:val="id_ID" w:bidi="id_ID"/>
+        </w:rPr>
+        <w:t>saksi</w:t>
+      </w:r>
+      <w:r>
+        <w:rPr>
+          <w:lang w:val="id_ID" w:bidi="id_ID"/>
+        </w:rPr>
+        <w:t xml:space="preserve"> ini memiliki hal baik tentang Demetrius. Anda dapat memasukkan informasi ini jika itu berguna bagi pembaca Anda. Terjemahan alternatifnya: “Dan kami juga memuji Demetrius”</w:t>
+      </w:r>
+    </w:p>
+    <w:p>
+      <w:pPr/>
+      <w:r>
+        <w:rPr>
+          <w:lang w:val="id_ID" w:bidi="id_ID"/>
+        </w:rPr>
+      </w:r>
+      <w:r>
+        <w:rPr>
+          <w:lang w:val="id_ID" w:bidi="id_ID"/>
+        </w:rPr>
+        <w:t xml:space="preserve">Lihat: </w:t>
+      </w:r>
+      <w:r>
+        <w:rPr>
+          <w:lang w:val="id_ID" w:bidi="id_ID"/>
+        </w:rPr>
+        <w:t>Assumed Knowledge and Implicit Information</w:t>
       </w:r>
       <w:r>
         <w:rPr>
